--- a/課題/A3_密度と水と劣化を結び付ける_学生用.docx
+++ b/課題/A3_密度と水と劣化を結び付ける_学生用.docx
@@ -22,7 +22,9 @@
           <w:b/>
           <w:sz w:val="28"/>
         </w:rPr>
-        <w:t>課題3　密度と水と劣化を結び付ける</w:t>
+        <w:t>課題A3 専用回答フォーム</w:t>
+        <w:br/>
+        <w:t>密度と水と劣化を結び付ける</w:t>
       </w:r>
     </w:p>
     <w:p>
@@ -31,7 +33,11 @@
           <w:b w:val="0"/>
           <w:sz w:val="18"/>
         </w:rPr>
-        <w:t>第10回終了後　対象 第7回から第10回 密度 比重 含水率 寸法変化 生物劣化　作業目安 90～120分</w:t>
+        <w:t>科目コード 05242020</w:t>
+        <w:br/>
+        <w:t>第10回終了後　対象 第7回から第10回 密度 比重 含水率 寸法変化 生物劣化</w:t>
+        <w:br/>
+        <w:t>作業目安 90～120分　2026年10月31日版</w:t>
       </w:r>
     </w:p>
     <w:p>
@@ -39,7 +45,7 @@
         <w:rPr>
           <w:b w:val="0"/>
         </w:rPr>
-        <w:t xml:space="preserve">学籍番号　　　　　　　　　氏名　　　　　　　　　提出日　　　　　　　　</w:t>
+        <w:t>学籍番号［入力］　氏名［入力］　提出日［入力］</w:t>
       </w:r>
     </w:p>
     <w:p>
@@ -56,7 +62,7 @@
           <w:b w:val="0"/>
           <w:sz w:val="18"/>
         </w:rPr>
-        <w:t>資料参照可。各欄5点、合計100点。基本70点・発展30点。基本欄12個の十分な達成で60点です。計算は途中式と単位、調べ学習は出典と該当箇所を残してください。文章量より要点を評価します。</w:t>
+        <w:t>各欄5点、20欄で100点。基本14欄70点・発展6欄30点です。基本欄12個を十分に満たすと60点です。資料参照可。計算は式・代入・結果の単位を残し、文章は要点と根拠で評価します。</w:t>
       </w:r>
     </w:p>
     <w:p>
@@ -65,12 +71,37 @@
           <w:b w:val="0"/>
           <w:sz w:val="18"/>
         </w:rPr>
-        <w:t>回答IDを残し「回答を入力」を置き換えます。字数は目安、回答欄は自由に広げられます。図にも結論の文章を添えます。生成AI等の利用は授業の指示に従います。</w:t>
+        <w:t>設問と回答IDを残し、「回答を入力」を自分の回答に置き換えます。欄は広げて構いません。図・手書き式を使う場合も、結論・単位・説明を本文に入力してください。生成AI等の利用は授業の指示に従います。</w:t>
+      </w:r>
+    </w:p>
+    <w:p>
+      <w:pPr/>
+      <w:r>
+        <w:t>提出形式 PDF 1ファイル　ファイル名 05242020_A3_学籍番号.pdf</w:t>
+      </w:r>
+    </w:p>
+    <w:p>
+      <w:pPr/>
+      <w:r>
+        <w:t>例 05242020_A3_12345678.pdf。先頭の学籍番号とファイル名を一致させます。</w:t>
+      </w:r>
+    </w:p>
+    <w:p>
+      <w:pPr/>
+      <w:r>
+        <w:t>この専用フォームで作成し、PDFとして保存・エクスポートします。PDFを開いて回答IDを検索でき、数式・図・改ページに欠落がないことを確認してから、Teamsの該当課題へ提出してください。</w:t>
+      </w:r>
+    </w:p>
+    <w:p>
+      <w:pPr/>
+      <w:r>
+        <w:t>提出期限等はTeamsの課題案内を確認してください。作成方法と評価基準は、課題フォルダーの「レポートの作成と提出方法」「評価基準」で確認できます。</w:t>
       </w:r>
     </w:p>
     <w:p>
       <w:pPr>
         <w:pStyle w:val="Heading2"/>
+        <w:pageBreakBefore/>
       </w:pPr>
       <w:r>
         <w:t>問1　密度と比重　20点</w:t>
@@ -135,6 +166,7 @@
     </w:p>
     <w:p>
       <w:pPr>
+        <w:keepNext/>
         <w:spacing w:after="60"/>
       </w:pPr>
       <w:r>
@@ -147,7 +179,8 @@
     </w:p>
     <w:p>
       <w:pPr>
-        <w:spacing w:after="140"/>
+        <w:keepNext w:val="0"/>
+        <w:spacing w:after="300"/>
         <w:ind w:left="144"/>
       </w:pPr>
       <w:r>
@@ -160,6 +193,7 @@
     </w:p>
     <w:p>
       <w:pPr>
+        <w:keepNext/>
         <w:spacing w:after="60"/>
       </w:pPr>
       <w:r>
@@ -172,7 +206,8 @@
     </w:p>
     <w:p>
       <w:pPr>
-        <w:spacing w:after="140"/>
+        <w:keepNext w:val="0"/>
+        <w:spacing w:after="300"/>
         <w:ind w:left="144"/>
       </w:pPr>
       <w:r>
@@ -185,6 +220,7 @@
     </w:p>
     <w:p>
       <w:pPr>
+        <w:keepNext/>
         <w:spacing w:after="60"/>
       </w:pPr>
       <w:r>
@@ -197,7 +233,8 @@
     </w:p>
     <w:p>
       <w:pPr>
-        <w:spacing w:after="140"/>
+        <w:keepNext w:val="0"/>
+        <w:spacing w:after="300"/>
         <w:ind w:left="144"/>
       </w:pPr>
       <w:r>
@@ -210,6 +247,7 @@
     </w:p>
     <w:p>
       <w:pPr>
+        <w:keepNext/>
         <w:spacing w:after="60"/>
       </w:pPr>
       <w:r>
@@ -222,7 +260,8 @@
     </w:p>
     <w:p>
       <w:pPr>
-        <w:spacing w:after="140"/>
+        <w:keepNext w:val="0"/>
+        <w:spacing w:after="300"/>
         <w:ind w:left="144"/>
       </w:pPr>
       <w:r>
@@ -241,6 +280,7 @@
     <w:p>
       <w:pPr>
         <w:pStyle w:val="Heading2"/>
+        <w:pageBreakBefore/>
       </w:pPr>
       <w:r>
         <w:t>問2　含水率と水の所在　20点</w:t>
@@ -251,7 +291,7 @@
         <w:rPr>
           <w:b w:val="0"/>
         </w:rPr>
-        <w:t>別の湿った試料の質量mは100.0 g、全乾質量m₀は40.0 gである。木材の含水率は乾量基準uを用いる。</w:t>
+        <w:t>別の湿った木材試料の質量mは100.0 g、全乾質量m₀は40.0 gである。木材で使う乾量基準をMC_w（u）、食品・農産物などで使う湿量基準をMC_f（v）とする。いずれも百分率で答える。分子は「（全乾木材＋水）－全乾木材」で、水の質量である。MC_wの分母は全乾木材、MC_fの分母は全乾木材＋水となる。</w:t>
       </w:r>
     </w:p>
     <w:p>
@@ -329,6 +369,7 @@
     </w:p>
     <w:p>
       <w:pPr>
+        <w:keepNext/>
         <w:spacing w:after="60"/>
       </w:pPr>
       <w:r>
@@ -336,12 +377,13 @@
           <w:b/>
           <w:sz w:val="20"/>
         </w:rPr>
-        <w:t>A3-Q2-a　基本 5点　水の質量と乾量基準含水率uを求める。</w:t>
+        <w:t>A3-Q2-a　基本 5点　水の質量と、木材の乾量基準含水率MC_w（u）を、式を示して求める。</w:t>
       </w:r>
     </w:p>
     <w:p>
       <w:pPr>
-        <w:spacing w:after="140"/>
+        <w:keepNext w:val="0"/>
+        <w:spacing w:after="300"/>
         <w:ind w:left="144"/>
       </w:pPr>
       <w:r>
@@ -354,6 +396,7 @@
     </w:p>
     <w:p>
       <w:pPr>
+        <w:keepNext/>
         <w:spacing w:after="60"/>
       </w:pPr>
       <w:r>
@@ -361,12 +404,13 @@
           <w:b/>
           <w:sz w:val="20"/>
         </w:rPr>
-        <w:t>A3-Q2-b　基本 5点　湿量基準の水分割合vを求め、uが100％を超えられる理由を書く。</w:t>
+        <w:t>A3-Q2-b　基本 5点　湿量基準MC_f（v）を式とともに求める。両者の分母を比べ、MC_wが100％を超えられる理由を書く。</w:t>
       </w:r>
     </w:p>
     <w:p>
       <w:pPr>
-        <w:spacing w:after="140"/>
+        <w:keepNext w:val="0"/>
+        <w:spacing w:after="300"/>
         <w:ind w:left="144"/>
       </w:pPr>
       <w:r>
@@ -379,6 +423,7 @@
     </w:p>
     <w:p>
       <w:pPr>
+        <w:keepNext/>
         <w:spacing w:after="60"/>
       </w:pPr>
       <w:r>
@@ -391,7 +436,8 @@
     </w:p>
     <w:p>
       <w:pPr>
-        <w:spacing w:after="140"/>
+        <w:keepNext w:val="0"/>
+        <w:spacing w:after="300"/>
         <w:ind w:left="144"/>
       </w:pPr>
       <w:r>
@@ -404,6 +450,7 @@
     </w:p>
     <w:p>
       <w:pPr>
+        <w:keepNext/>
         <w:spacing w:after="60"/>
       </w:pPr>
       <w:r>
@@ -416,7 +463,8 @@
     </w:p>
     <w:p>
       <w:pPr>
-        <w:spacing w:after="140"/>
+        <w:keepNext w:val="0"/>
+        <w:spacing w:after="300"/>
         <w:ind w:left="144"/>
       </w:pPr>
       <w:r>
@@ -430,6 +478,7 @@
     <w:p>
       <w:pPr>
         <w:pStyle w:val="Heading2"/>
+        <w:pageBreakBefore/>
       </w:pPr>
       <w:r>
         <w:t>問3　収縮と超微細構造　20点</w:t>
@@ -445,6 +494,7 @@
     </w:p>
     <w:p>
       <w:pPr>
+        <w:keepNext/>
         <w:spacing w:after="60"/>
       </w:pPr>
       <w:r>
@@ -457,7 +507,8 @@
     </w:p>
     <w:p>
       <w:pPr>
-        <w:spacing w:after="140"/>
+        <w:keepNext w:val="0"/>
+        <w:spacing w:after="300"/>
         <w:ind w:left="144"/>
       </w:pPr>
       <w:r>
@@ -470,6 +521,7 @@
     </w:p>
     <w:p>
       <w:pPr>
+        <w:keepNext/>
         <w:spacing w:after="60"/>
       </w:pPr>
       <w:r>
@@ -482,7 +534,8 @@
     </w:p>
     <w:p>
       <w:pPr>
-        <w:spacing w:after="140"/>
+        <w:keepNext w:val="0"/>
+        <w:spacing w:after="300"/>
         <w:ind w:left="144"/>
       </w:pPr>
       <w:r>
@@ -495,6 +548,7 @@
     </w:p>
     <w:p>
       <w:pPr>
+        <w:keepNext/>
         <w:spacing w:after="60"/>
       </w:pPr>
       <w:r>
@@ -507,7 +561,8 @@
     </w:p>
     <w:p>
       <w:pPr>
-        <w:spacing w:after="140"/>
+        <w:keepNext w:val="0"/>
+        <w:spacing w:after="300"/>
         <w:ind w:left="144"/>
       </w:pPr>
       <w:r>
@@ -520,6 +575,7 @@
     </w:p>
     <w:p>
       <w:pPr>
+        <w:keepNext/>
         <w:spacing w:after="60"/>
       </w:pPr>
       <w:r>
@@ -532,7 +588,8 @@
     </w:p>
     <w:p>
       <w:pPr>
-        <w:spacing w:after="140"/>
+        <w:keepNext w:val="0"/>
+        <w:spacing w:after="300"/>
         <w:ind w:left="144"/>
       </w:pPr>
       <w:r>
@@ -551,6 +608,7 @@
     <w:p>
       <w:pPr>
         <w:pStyle w:val="Heading2"/>
+        <w:pageBreakBefore/>
       </w:pPr>
       <w:r>
         <w:t>問4　劣化について調べる　20点</w:t>
@@ -566,6 +624,7 @@
     </w:p>
     <w:p>
       <w:pPr>
+        <w:keepNext/>
         <w:spacing w:after="60"/>
       </w:pPr>
       <w:r>
@@ -578,7 +637,8 @@
     </w:p>
     <w:p>
       <w:pPr>
-        <w:spacing w:after="140"/>
+        <w:keepNext w:val="0"/>
+        <w:spacing w:after="300"/>
         <w:ind w:left="144"/>
       </w:pPr>
       <w:r>
@@ -591,6 +651,7 @@
     </w:p>
     <w:p>
       <w:pPr>
+        <w:keepNext/>
         <w:spacing w:after="60"/>
       </w:pPr>
       <w:r>
@@ -603,7 +664,8 @@
     </w:p>
     <w:p>
       <w:pPr>
-        <w:spacing w:after="140"/>
+        <w:keepNext w:val="0"/>
+        <w:spacing w:after="300"/>
         <w:ind w:left="144"/>
       </w:pPr>
       <w:r>
@@ -616,6 +678,7 @@
     </w:p>
     <w:p>
       <w:pPr>
+        <w:keepNext/>
         <w:spacing w:after="60"/>
       </w:pPr>
       <w:r>
@@ -628,7 +691,8 @@
     </w:p>
     <w:p>
       <w:pPr>
-        <w:spacing w:after="140"/>
+        <w:keepNext w:val="0"/>
+        <w:spacing w:after="300"/>
         <w:ind w:left="144"/>
       </w:pPr>
       <w:r>
@@ -641,6 +705,7 @@
     </w:p>
     <w:p>
       <w:pPr>
+        <w:keepNext/>
         <w:spacing w:after="60"/>
       </w:pPr>
       <w:r>
@@ -653,7 +718,8 @@
     </w:p>
     <w:p>
       <w:pPr>
-        <w:spacing w:after="140"/>
+        <w:keepNext w:val="0"/>
+        <w:spacing w:after="300"/>
         <w:ind w:left="144"/>
       </w:pPr>
       <w:r>
@@ -672,6 +738,7 @@
     <w:p>
       <w:pPr>
         <w:pStyle w:val="Heading2"/>
+        <w:pageBreakBefore/>
       </w:pPr>
       <w:r>
         <w:t>問5　水と木材を教える　20点</w:t>
@@ -687,6 +754,7 @@
     </w:p>
     <w:p>
       <w:pPr>
+        <w:keepNext/>
         <w:spacing w:after="60"/>
       </w:pPr>
       <w:r>
@@ -699,7 +767,8 @@
     </w:p>
     <w:p>
       <w:pPr>
-        <w:spacing w:after="140"/>
+        <w:keepNext w:val="0"/>
+        <w:spacing w:after="300"/>
         <w:ind w:left="144"/>
       </w:pPr>
       <w:r>
@@ -712,6 +781,7 @@
     </w:p>
     <w:p>
       <w:pPr>
+        <w:keepNext/>
         <w:spacing w:after="60"/>
       </w:pPr>
       <w:r>
@@ -724,7 +794,8 @@
     </w:p>
     <w:p>
       <w:pPr>
-        <w:spacing w:after="140"/>
+        <w:keepNext w:val="0"/>
+        <w:spacing w:after="300"/>
         <w:ind w:left="144"/>
       </w:pPr>
       <w:r>
@@ -737,6 +808,7 @@
     </w:p>
     <w:p>
       <w:pPr>
+        <w:keepNext/>
         <w:spacing w:after="60"/>
       </w:pPr>
       <w:r>
@@ -749,7 +821,8 @@
     </w:p>
     <w:p>
       <w:pPr>
-        <w:spacing w:after="140"/>
+        <w:keepNext w:val="0"/>
+        <w:spacing w:after="300"/>
         <w:ind w:left="144"/>
       </w:pPr>
       <w:r>
@@ -762,6 +835,7 @@
     </w:p>
     <w:p>
       <w:pPr>
+        <w:keepNext/>
         <w:spacing w:after="60"/>
       </w:pPr>
       <w:r>
@@ -774,7 +848,8 @@
     </w:p>
     <w:p>
       <w:pPr>
-        <w:spacing w:after="140"/>
+        <w:keepNext w:val="0"/>
+        <w:spacing w:after="300"/>
         <w:ind w:left="144"/>
       </w:pPr>
       <w:r>
@@ -886,10 +961,10 @@
       <w:rPr>
         <w:sz w:val="18"/>
       </w:rPr>
-      <w:fldChar w:fldCharType="begin"/>
-      <w:instrText>PAGE</w:instrText>
-      <w:fldChar w:fldCharType="end"/>
+      <w:t xml:space="preserve">木材及び木質材料学　A3　2026年10月31日版　</w:t>
     </w:r>
+    <w:r/>
+    <w:fldSimple w:instr="PAGE"/>
   </w:p>
 </w:ftr>
 </file>
